--- a/docs/Crate_Timer_Guardian_Logic.docx
+++ b/docs/Crate_Timer_Guardian_Logic.docx
@@ -171,6 +171,14 @@
       </w:pPr>
       <w:r>
         <w:t>Timer rollover uses the previous expected timestamp plus zone duration, never now as the new base.</w:t>
+      </w:r>
+    </w:p>
+    <w:p>
+      <w:pPr>
+        <w:pStyle w:val="ListBullet"/>
+      </w:pPr>
+      <w:r>
+        <w:t>All lifecycle, timer, guardian, shard confirmation, storage, telemetry and future comms timestamps use CrateRush.clock:serverTime().</w:t>
       </w:r>
     </w:p>
     <w:p>
@@ -858,6 +866,22 @@
           <w:rFonts w:ascii="Consolas" w:hAnsi="Consolas" w:eastAsia="Consolas"/>
         </w:rPr>
         <w:t>TimerKey = zoneID + shardID</w:t>
+      </w:r>
+    </w:p>
+    <w:p>
+      <w:pPr>
+        <w:pStyle w:val="Code"/>
+      </w:pPr>
+      <w:r>
+        <w:t>TimeSource = CrateRush.clock:serverTime()</w:t>
+      </w:r>
+    </w:p>
+    <w:p>
+      <w:pPr>
+        <w:pStyle w:val="ListBullet"/>
+      </w:pPr>
+      <w:r>
+        <w:t>Raw GetServerTime() and GetTime() are not used directly in timer, lifecycle, shard, storage, telemetry or comms-ready logic.</w:t>
       </w:r>
     </w:p>
     <w:p>
